--- a/88k_Windows_v11/memoria.docx
+++ b/88k_Windows_v11/memoria.docx
@@ -51,15 +51,7 @@
         <w:ind w:right="5268"/>
       </w:pPr>
       <w:r>
-        <w:t xml:space="preserve">Nicolás Esteban </w:t>
-      </w:r>
-      <w:proofErr w:type="spellStart"/>
-      <w:r>
-        <w:t>Currás</w:t>
-      </w:r>
-      <w:proofErr w:type="spellEnd"/>
-      <w:r>
-        <w:t xml:space="preserve"> </w:t>
+        <w:t xml:space="preserve">Nicolás Esteban Currás </w:t>
       </w:r>
     </w:p>
     <w:p>
@@ -154,15 +146,7 @@
         <w:ind w:right="1268" w:firstLine="360"/>
       </w:pPr>
       <w:r>
-        <w:t xml:space="preserve">Nicolás: Inicio del proyecto creando las macros 19 de </w:t>
-      </w:r>
-      <w:proofErr w:type="gramStart"/>
-      <w:r>
-        <w:t>Octubre</w:t>
-      </w:r>
-      <w:proofErr w:type="gramEnd"/>
-      <w:r>
-        <w:t xml:space="preserve"> </w:t>
+        <w:t xml:space="preserve">Nicolás: Inicio del proyecto creando las macros 19 de Octubre </w:t>
       </w:r>
     </w:p>
     <w:p>
@@ -175,15 +159,10 @@
         <w:ind w:right="1268" w:firstLine="360"/>
       </w:pPr>
       <w:r>
-        <w:t xml:space="preserve">Nicolás: Implementación </w:t>
-      </w:r>
-      <w:proofErr w:type="spellStart"/>
-      <w:r>
-        <w:t>CoincideCad</w:t>
-      </w:r>
-      <w:proofErr w:type="spellEnd"/>
-      <w:r>
-        <w:t xml:space="preserve"> </w:t>
+        <w:t xml:space="preserve">Nicolás: Implementación CoincideCad </w:t>
+      </w:r>
+      <w:r>
+        <w:t>( 1 hora de trabajo)</w:t>
       </w:r>
     </w:p>
     <w:p>
@@ -196,15 +175,7 @@
         <w:ind w:right="1268" w:firstLine="360"/>
       </w:pPr>
       <w:r>
-        <w:t xml:space="preserve">Dayron: Implementación </w:t>
-      </w:r>
-      <w:proofErr w:type="spellStart"/>
-      <w:r>
-        <w:t>LongCad</w:t>
-      </w:r>
-      <w:proofErr w:type="spellEnd"/>
-      <w:r>
-        <w:t xml:space="preserve"> </w:t>
+        <w:t xml:space="preserve">Dayron: Implementación LongCad </w:t>
       </w:r>
       <w:r>
         <w:t xml:space="preserve">(23/10/25) </w:t>
@@ -228,23 +199,13 @@
         <w:ind w:right="1268" w:firstLine="360"/>
       </w:pPr>
       <w:r>
-        <w:t xml:space="preserve">Nicolás: Implementación </w:t>
-      </w:r>
-      <w:proofErr w:type="spellStart"/>
-      <w:r>
-        <w:t>BuscaCar</w:t>
-      </w:r>
-      <w:proofErr w:type="spellEnd"/>
-      <w:r>
-        <w:t xml:space="preserve">, probando el ejemplo de prueba dado en las diapositivas, traer </w:t>
-      </w:r>
-      <w:proofErr w:type="spellStart"/>
-      <w:r>
-        <w:t>BuscaMax</w:t>
-      </w:r>
-      <w:proofErr w:type="spellEnd"/>
-      <w:r>
-        <w:t xml:space="preserve"> al proyecto. </w:t>
+        <w:t>Nicolás: Implementación BuscaCar, probando el ejemplo de prueba dado en las diapositivas, traer BuscaMax al proyecto.</w:t>
+      </w:r>
+      <w:r>
+        <w:t>( 2 horas de trabajo)</w:t>
+      </w:r>
+      <w:r>
+        <w:t xml:space="preserve"> </w:t>
       </w:r>
     </w:p>
     <w:p>
@@ -271,13 +232,11 @@
         <w:ind w:right="1575" w:hanging="360"/>
       </w:pPr>
       <w:r>
-        <w:t xml:space="preserve">Nicolás: Primera implementación </w:t>
-      </w:r>
-      <w:proofErr w:type="spellStart"/>
-      <w:r>
-        <w:t>LeeBit</w:t>
-      </w:r>
-      <w:proofErr w:type="spellEnd"/>
+        <w:t>Nicolás: Primera implementación LeeBit</w:t>
+      </w:r>
+      <w:r>
+        <w:t>(2 horas)</w:t>
+      </w:r>
     </w:p>
     <w:p>
       <w:pPr>
@@ -322,15 +281,7 @@
         <w:ind w:right="1575" w:hanging="360"/>
       </w:pPr>
       <w:r>
-        <w:t xml:space="preserve">Ambos rehacemos </w:t>
-      </w:r>
-      <w:proofErr w:type="spellStart"/>
-      <w:r>
-        <w:t>LeeBit</w:t>
-      </w:r>
-      <w:proofErr w:type="spellEnd"/>
-      <w:r>
-        <w:t xml:space="preserve"> y PoneBitA1 por un error al tratar la manipulación de los bits. </w:t>
+        <w:t xml:space="preserve">Ambos rehacemos LeeBit y PoneBitA1 por un error al tratar la manipulación de los bits. </w:t>
       </w:r>
     </w:p>
     <w:p>
@@ -367,28 +318,65 @@
         <w:tab/>
       </w:r>
       <w:r>
-        <w:t xml:space="preserve">Nicolás: Quito temporalmente </w:t>
-      </w:r>
-      <w:proofErr w:type="spellStart"/>
-      <w:r>
-        <w:t>LeeBit</w:t>
-      </w:r>
-      <w:proofErr w:type="spellEnd"/>
-      <w:r>
-        <w:t xml:space="preserve"> del proyecto porque hay un fallo que no identifico de instrucción ilegal, para el Hito 1, corrección de </w:t>
-      </w:r>
-      <w:proofErr w:type="spellStart"/>
-      <w:r>
-        <w:t>BuscaCar</w:t>
-      </w:r>
-      <w:proofErr w:type="spellEnd"/>
-      <w:r>
-        <w:t xml:space="preserve">.  </w:t>
-      </w:r>
-    </w:p>
-    <w:p>
+        <w:t xml:space="preserve">Nicolás: Quito temporalmente LeeBit del proyecto porque hay un fallo que no identifico de instrucción ilegal, para el Hito 1, corrección de BuscaCar. </w:t>
+      </w:r>
+    </w:p>
+    <w:p>
+      <w:pPr>
+        <w:ind w:left="0" w:firstLine="0"/>
+      </w:pPr>
       <w:r>
         <w:lastRenderedPageBreak/>
+        <w:t>21/11/25</w:t>
+      </w:r>
+    </w:p>
+    <w:p>
+      <w:pPr>
+        <w:pStyle w:val="Prrafodelista"/>
+        <w:ind w:left="532" w:firstLine="0"/>
+      </w:pPr>
+      <w:r>
+        <w:t>Nicolás: Corrijo el fallo de LeeBit por el manejo de la instrucción extu, subo su versión final</w:t>
+      </w:r>
+    </w:p>
+    <w:p>
+      <w:pPr>
+        <w:ind w:left="532" w:firstLine="0"/>
+      </w:pPr>
+      <w:r>
+        <w:t xml:space="preserve">  </w:t>
+      </w:r>
+      <w:r>
+        <w:tab/>
+        <w:t>Tiempo de trabajo: 1 hora y media</w:t>
+      </w:r>
+      <w:r>
+        <w:t xml:space="preserve"> </w:t>
+      </w:r>
+    </w:p>
+    <w:p>
+      <w:r>
+        <w:tab/>
+        <w:t>26/11/25</w:t>
+      </w:r>
+    </w:p>
+    <w:p>
+      <w:r>
+        <w:tab/>
+        <w:t xml:space="preserve">         Nicolás: Empiezo con Comprime,  iniciando las variables locales, preparando la pila y empezando la planificación del flujo de la subrutina</w:t>
+      </w:r>
+    </w:p>
+    <w:p>
+      <w:r>
+        <w:tab/>
+      </w:r>
+      <w:r>
+        <w:tab/>
+        <w:t>Tiempo de trabajo: 2 horas</w:t>
+      </w:r>
+    </w:p>
+    <w:p>
+      <w:r>
         <w:t>1/12/2025:</w:t>
       </w:r>
     </w:p>
@@ -418,7 +406,25 @@
       </w:r>
     </w:p>
     <w:p>
-      <w:r>
+      <w:pPr>
+        <w:ind w:left="510" w:firstLine="0"/>
+      </w:pPr>
+      <w:r>
+        <w:t>Nicolás: Estoy acabando Comprime después de una sesión larga, solo falta manejar el vaciado de la PilaZona3</w:t>
+      </w:r>
+    </w:p>
+    <w:p>
+      <w:r>
+        <w:tab/>
+      </w:r>
+      <w:r>
+        <w:tab/>
+        <w:t>Tiempo de trabajo: 5 horas</w:t>
+      </w:r>
+    </w:p>
+    <w:p>
+      <w:r>
+        <w:lastRenderedPageBreak/>
         <w:t xml:space="preserve">-Dayron: Continúo trabajando con Descomprime, y sigo con el bucle principal. </w:t>
       </w:r>
     </w:p>
@@ -438,6 +444,21 @@
     </w:p>
     <w:p>
       <w:r>
+        <w:tab/>
+        <w:t xml:space="preserve">          Nicolás: Acabo la estructura de Comprime, todavía no he depurado</w:t>
+      </w:r>
+    </w:p>
+    <w:p>
+      <w:r>
+        <w:tab/>
+      </w:r>
+      <w:r>
+        <w:tab/>
+        <w:t>Tiempo de trabajo: 1 hora</w:t>
+      </w:r>
+    </w:p>
+    <w:p>
+      <w:r>
         <w:t>-Dayron: Termino Descomprime y comienzo con Verifica (creación del marco de pila y variables)</w:t>
       </w:r>
     </w:p>
@@ -477,31 +498,22 @@
     </w:p>
     <w:p>
       <w:r>
+        <w:t>14/12/25</w:t>
+      </w:r>
+    </w:p>
+    <w:p>
+      <w:r>
+        <w:t>-Dayron: Termine Verifica, hubo algunas complicaciones, pero luego de un rato se me ocurrió cómo solucionar el problema de registros guardados en la pila. No ensamblaba el programa al subirlo al gestor, así que luego de revisar me di cuenta de un problema con las etiquetas, las eliminé y ya ensambló.</w:t>
+      </w:r>
+    </w:p>
+    <w:p>
+      <w:r>
         <w:lastRenderedPageBreak/>
-        <w:t>14/12/25</w:t>
-      </w:r>
-    </w:p>
-    <w:p>
-      <w:r>
-        <w:t xml:space="preserve">-Dayron: Termine Verifica, hubo algunas complicaciones, pero luego de un rato se me ocurrió cómo solucionar el problema de registros guardados en la pila. No ensamblaba el programa al subirlo al gestor, así que luego de revisar me </w:t>
-      </w:r>
-      <w:r>
-        <w:t>di</w:t>
-      </w:r>
-      <w:r>
-        <w:t xml:space="preserve"> cuenta de un problema con las etiquetas, las eliminé y ya ensambló.</w:t>
-      </w:r>
-    </w:p>
-    <w:p>
-      <w:r>
-        <w:tab/>
-      </w:r>
-      <w:r>
-        <w:tab/>
-        <w:t xml:space="preserve">Tiempo de trabajo: </w:t>
-      </w:r>
-      <w:r>
-        <w:t>4 horas y 58 minutos</w:t>
+        <w:tab/>
+      </w:r>
+      <w:r>
+        <w:tab/>
+        <w:t>Tiempo de trabajo: 4 horas y 58 minutos</w:t>
       </w:r>
     </w:p>
     <w:p>
@@ -516,25 +528,24 @@
     </w:p>
     <w:p>
       <w:r>
-        <w:t xml:space="preserve">-Dayron: Reviso los problemas que presenta descomprime y en principio no pareció haber alguno, pero luego me di cuenta de que cuando cargaba los bytes con </w:t>
-      </w:r>
-      <w:proofErr w:type="spellStart"/>
-      <w:proofErr w:type="gramStart"/>
-      <w:r>
-        <w:t>ld.b</w:t>
-      </w:r>
-      <w:proofErr w:type="spellEnd"/>
-      <w:proofErr w:type="gramEnd"/>
-      <w:r>
-        <w:t xml:space="preserve"> lo hacía con signo y eso generaba problemas, lo cambio a </w:t>
-      </w:r>
-      <w:proofErr w:type="spellStart"/>
-      <w:r>
-        <w:t>ld.bu</w:t>
-      </w:r>
-      <w:proofErr w:type="spellEnd"/>
-      <w:r>
-        <w:t>.</w:t>
+        <w:t>-Nicolás: Investigo los malos alineamientos de memoria, aprovecho para separar mejor el código en bloques y poner comentarios, veo el primer fallo por equivocarme en un registro</w:t>
+      </w:r>
+      <w:r>
+        <w:t>, todavía no funciona bien</w:t>
+      </w:r>
+    </w:p>
+    <w:p>
+      <w:r>
+        <w:tab/>
+      </w:r>
+      <w:r>
+        <w:tab/>
+        <w:t>Tiempo de trabajo: 2 horas</w:t>
+      </w:r>
+    </w:p>
+    <w:p>
+      <w:r>
+        <w:t>-Dayron: Reviso los problemas que presenta descomprime y en principio no pareció haber alguno, pero luego me di cuenta de que cuando cargaba los bytes con ld.b lo hacía con signo y eso generaba problemas, lo cambio a ld.bu.</w:t>
       </w:r>
     </w:p>
     <w:p>
@@ -558,7 +569,21 @@
     </w:p>
     <w:p>
       <w:r>
+        <w:t>-Nicolás: Sigue dando problema el alineamiento de memoria, me doy cuenta que el espacio reservado en la pila estaba mal, y que el llenado de los primero 8 bytes está también mal hecho, lo corrijo</w:t>
+      </w:r>
+    </w:p>
+    <w:p>
+      <w:r>
         <w:lastRenderedPageBreak/>
+        <w:tab/>
+      </w:r>
+      <w:r>
+        <w:tab/>
+        <w:t>Tiempo de trabajo: 1 hora</w:t>
+      </w:r>
+    </w:p>
+    <w:p>
+      <w:r>
         <w:t>-Dayron: Vuelvo a revisar errores posibles que podrían</w:t>
       </w:r>
       <w:r>
@@ -568,15 +593,7 @@
         <w:t xml:space="preserve">, noté </w:t>
       </w:r>
       <w:r>
-        <w:t xml:space="preserve">que se cargó un registro extra en la pila el cual se </w:t>
-      </w:r>
-      <w:proofErr w:type="spellStart"/>
-      <w:r>
-        <w:t>desapilaba</w:t>
-      </w:r>
-      <w:proofErr w:type="spellEnd"/>
-      <w:r>
-        <w:t xml:space="preserve"> en otro registro que no correspondía, así que lo corrijo.</w:t>
+        <w:t>que se cargó un registro extra en la pila el cual se desapilaba en otro registro que no correspondía, así que lo corrijo.</w:t>
       </w:r>
     </w:p>
     <w:p>
@@ -601,15 +618,7 @@
         <w:ind w:left="0" w:firstLine="0"/>
       </w:pPr>
       <w:r>
-        <w:t xml:space="preserve">-Ponemos a prueba el programa completo con algunos casos de prueba y notamos que sigue fallando Verifica, así que comenzamos a revisar ambos, notamos un </w:t>
-      </w:r>
-      <w:proofErr w:type="spellStart"/>
-      <w:r>
-        <w:t>addu</w:t>
-      </w:r>
-      <w:proofErr w:type="spellEnd"/>
-      <w:r>
-        <w:t xml:space="preserve"> que hacía un recorrido extra en el puntero r30, así que corregimos y ya funciona todo el programa con algunas pruebas que le pasamos.</w:t>
+        <w:t>-Ponemos a prueba el programa completo con algunos casos de prueba y notamos que sigue fallando Verifica, así que comenzamos a revisar ambos, notamos un addu que hacía un recorrido extra en el puntero r30, así que corregimos y ya funciona todo el programa con algunas pruebas que le pasamos.</w:t>
       </w:r>
     </w:p>
     <w:p>
@@ -617,6 +626,23 @@
         <w:ind w:left="0" w:firstLine="0"/>
       </w:pPr>
       <w:r>
+        <w:t>-Nicolás: Hago unas pruebas después de ver el segundo error por equivocarme en un registro, y ya funciona dejando todo lo esperado en la prueba, al hacer la entrega de hoy pasará las que no aceptan compresión, pero las que si no funcionan porque se nos coló una línea que no debería existir</w:t>
+      </w:r>
+    </w:p>
+    <w:p>
+      <w:pPr>
+        <w:ind w:left="0" w:firstLine="0"/>
+      </w:pPr>
+      <w:r>
+        <w:tab/>
+        <w:t>Tiempo de trabajo: 2 horas.</w:t>
+      </w:r>
+    </w:p>
+    <w:p>
+      <w:pPr>
+        <w:ind w:left="0" w:firstLine="0"/>
+      </w:pPr>
+      <w:r>
         <w:t>-Recibimos los resultados del gestor del proyecto y siguen fallando Verifica y comprime, nos damos cuenta de una línea errónea en comprime y la eliminamos.</w:t>
       </w:r>
     </w:p>
@@ -634,6 +660,7 @@
         <w:ind w:left="0" w:firstLine="0"/>
       </w:pPr>
       <w:r>
+        <w:lastRenderedPageBreak/>
         <w:t>18/12/25</w:t>
       </w:r>
     </w:p>
@@ -729,7 +756,13 @@
         <w:ind w:left="1240" w:firstLine="176"/>
       </w:pPr>
       <w:r>
-        <w:t>Nicolás: 15 horas y 30 minutos</w:t>
+        <w:t>Nicolás: 1</w:t>
+      </w:r>
+      <w:r>
+        <w:t>8</w:t>
+      </w:r>
+      <w:r>
+        <w:t xml:space="preserve"> horas y 30 minutos</w:t>
       </w:r>
     </w:p>
     <w:p>
@@ -753,13 +786,7 @@
         <w:t>2300340</w:t>
       </w:r>
       <w:r>
-        <w:t xml:space="preserve"> conozco y me comprometo a seguir las siguientes normas sobre copia y fraude </w:t>
-      </w:r>
-      <w:r>
-        <w:t>académico</w:t>
-      </w:r>
-      <w:r>
-        <w:t xml:space="preserve">: </w:t>
+        <w:t xml:space="preserve"> conozco y me comprometo a seguir las siguientes normas sobre copia y fraude académico: </w:t>
       </w:r>
     </w:p>
     <w:p>
@@ -768,22 +795,13 @@
         <w:ind w:firstLine="0"/>
       </w:pPr>
       <w:r>
-        <w:t xml:space="preserve">• el uso de cualquier material de otros grupos/alumnos, por cualquier motivo, para el desarrollo del proyecto </w:t>
-      </w:r>
-      <w:r>
-        <w:t>est</w:t>
+        <w:t>• el uso de cualquier material de otros grupos/alumnos, por cualquier motivo, para el desarrollo del proyecto est</w:t>
       </w:r>
       <w:r>
         <w:t>á</w:t>
       </w:r>
       <w:r>
-        <w:t xml:space="preserve"> </w:t>
-      </w:r>
-      <w:r>
-        <w:t>explícitamente</w:t>
-      </w:r>
-      <w:r>
-        <w:t xml:space="preserve"> prohibido.</w:t>
+        <w:t xml:space="preserve"> explícitamente prohibido.</w:t>
       </w:r>
     </w:p>
     <w:p>
@@ -792,6 +810,7 @@
         <w:ind w:firstLine="0"/>
       </w:pPr>
       <w:r>
+        <w:lastRenderedPageBreak/>
         <w:t xml:space="preserve"> • el departamento comprueba la copia entre todas las entregas de todos los grupos que intervienen en la convocatoria y se considera copia cuando aparezca esa condici</w:t>
       </w:r>
       <w:r>
@@ -819,31 +838,7 @@
         <w:t>á</w:t>
       </w:r>
       <w:r>
-        <w:t xml:space="preserve">lisis global de posibles casos de copia, incluyendo la </w:t>
-      </w:r>
-      <w:r>
-        <w:t>inspección</w:t>
-      </w:r>
-      <w:r>
-        <w:t xml:space="preserve"> visual de implementaciones de los grupos cuyo </w:t>
-      </w:r>
-      <w:r>
-        <w:t>código</w:t>
-      </w:r>
-      <w:r>
-        <w:t xml:space="preserve"> presenta un mayor </w:t>
-      </w:r>
-      <w:r>
-        <w:t>índice</w:t>
-      </w:r>
-      <w:r>
-        <w:t xml:space="preserve"> de coincidencias. Igualmente, se </w:t>
-      </w:r>
-      <w:r>
-        <w:t>comprobarán</w:t>
-      </w:r>
-      <w:r>
-        <w:t xml:space="preserve"> algunas implementaciones elegidas al azar</w:t>
+        <w:t>lisis global de posibles casos de copia, incluyendo la inspección visual de implementaciones de los grupos cuyo código presenta un mayor índice de coincidencias. Igualmente, se comprobarán algunas implementaciones elegidas al azar</w:t>
       </w:r>
       <w:r>
         <w:t>.</w:t>
@@ -864,17 +859,11 @@
         </w:numPr>
       </w:pPr>
       <w:r>
-        <w:lastRenderedPageBreak/>
         <w:t xml:space="preserve">Yo, </w:t>
       </w:r>
       <w:r>
-        <w:t xml:space="preserve">Nicolás Esteban </w:t>
-      </w:r>
-      <w:proofErr w:type="spellStart"/>
-      <w:r>
-        <w:t>Currás</w:t>
-      </w:r>
-      <w:proofErr w:type="spellEnd"/>
+        <w:t>Nicolás Esteban Currás</w:t>
+      </w:r>
       <w:r>
         <w:t xml:space="preserve"> como miembro del grupo </w:t>
       </w:r>
@@ -2159,6 +2148,7 @@
   <w:style w:type="character" w:default="1" w:styleId="Fuentedeprrafopredeter">
     <w:name w:val="Default Paragraph Font"/>
     <w:uiPriority w:val="1"/>
+    <w:semiHidden/>
     <w:unhideWhenUsed/>
   </w:style>
   <w:style w:type="table" w:default="1" w:styleId="Tablanormal">
